--- a/2400031810 FSAD Skill - 1.docx
+++ b/2400031810 FSAD Skill - 1.docx
@@ -113,7 +113,7 @@
                                     <w:rPr>
                                       <w:sz w:val="24"/>
                                     </w:rPr>
-                                    <w:t>M.PRAVEEN REDDY</w:t>
+                                    <w:t xml:space="preserve">S. LALITH ADITYA </w:t>
                                   </w:r>
                                 </w:p>
                               </w:tc>
@@ -172,7 +172,7 @@
                                       <w:spacing w:val="-2"/>
                                       <w:sz w:val="24"/>
                                     </w:rPr>
-                                    <w:t>2662</w:t>
+                                    <w:t>1810</w:t>
                                   </w:r>
                                 </w:p>
                               </w:tc>
@@ -230,7 +230,7 @@
                                       <w:spacing w:val="-10"/>
                                       <w:sz w:val="24"/>
                                     </w:rPr>
-                                    <w:t>3</w:t>
+                                    <w:t>22</w:t>
                                   </w:r>
                                 </w:p>
                               </w:tc>
@@ -426,7 +426,7 @@
                               <w:rPr>
                                 <w:sz w:val="24"/>
                               </w:rPr>
-                              <w:t>M.PRAVEEN REDDY</w:t>
+                              <w:t xml:space="preserve">S. LALITH ADITYA </w:t>
                             </w:r>
                           </w:p>
                         </w:tc>
@@ -485,7 +485,7 @@
                                 <w:spacing w:val="-2"/>
                                 <w:sz w:val="24"/>
                               </w:rPr>
-                              <w:t>2662</w:t>
+                              <w:t>1810</w:t>
                             </w:r>
                           </w:p>
                         </w:tc>
@@ -543,7 +543,7 @@
                                 <w:spacing w:val="-10"/>
                                 <w:sz w:val="24"/>
                               </w:rPr>
-                              <w:t>3</w:t>
+                              <w:t>22</w:t>
                             </w:r>
                           </w:p>
                         </w:tc>
@@ -1035,18 +1035,8 @@
           <w:sz w:val="24"/>
           <w:u w:val="single"/>
         </w:rPr>
-        <w:t xml:space="preserve">Commands </w:t>
-      </w:r>
-      <w:proofErr w:type="gramStart"/>
-      <w:r>
-        <w:rPr>
-          <w:b/>
-          <w:sz w:val="24"/>
-          <w:u w:val="single"/>
-        </w:rPr>
-        <w:t>Used:-</w:t>
-      </w:r>
-      <w:proofErr w:type="gramEnd"/>
+        <w:t>Commands Used:-</w:t>
+      </w:r>
       <w:r>
         <w:rPr>
           <w:b/>
@@ -1189,12 +1179,10 @@
         <w:t xml:space="preserve"> </w:t>
       </w:r>
       <w:proofErr w:type="spellStart"/>
-      <w:proofErr w:type="gramStart"/>
       <w:r>
         <w:t>user.email</w:t>
       </w:r>
       <w:proofErr w:type="spellEnd"/>
-      <w:proofErr w:type="gramEnd"/>
       <w:r>
         <w:rPr>
           <w:spacing w:val="-5"/>
@@ -1231,7 +1219,6 @@
           <w:sz w:val="24"/>
         </w:rPr>
       </w:pPr>
-      <w:proofErr w:type="gramStart"/>
       <w:r>
         <w:rPr>
           <w:b/>
@@ -1241,38 +1228,36 @@
         </w:rPr>
         <w:t>Output:-</w:t>
       </w:r>
-      <w:proofErr w:type="gramEnd"/>
-    </w:p>
-    <w:p>
-      <w:pPr>
-        <w:pStyle w:val="BodyText"/>
-        <w:ind w:left="885"/>
-        <w:rPr>
-          <w:sz w:val="20"/>
-        </w:rPr>
-      </w:pPr>
       <w:r>
         <w:rPr>
           <w:noProof/>
-          <w:sz w:val="20"/>
+        </w:rPr>
+        <w:t xml:space="preserve"> </w:t>
+      </w:r>
+      <w:r>
+        <w:rPr>
+          <w:b/>
+          <w:spacing w:val="-2"/>
+          <w:sz w:val="24"/>
+          <w:u w:val="single"/>
         </w:rPr>
         <w:drawing>
-          <wp:inline distT="0" distB="0" distL="0" distR="0" wp14:anchorId="36F8F326" wp14:editId="0794D7BE">
-            <wp:extent cx="5318625" cy="1485900"/>
-            <wp:effectExtent l="0" t="0" r="0" b="0"/>
-            <wp:docPr id="4" name="Image 4"/>
+          <wp:inline distT="0" distB="0" distL="0" distR="0" wp14:anchorId="74F789E6" wp14:editId="3CF961CC">
+            <wp:extent cx="6759575" cy="2134870"/>
+            <wp:effectExtent l="0" t="0" r="3175" b="0"/>
+            <wp:docPr id="1139815738" name="Picture 1"/>
             <wp:cNvGraphicFramePr>
-              <a:graphicFrameLocks xmlns:a="http://schemas.openxmlformats.org/drawingml/2006/main"/>
+              <a:graphicFrameLocks xmlns:a="http://schemas.openxmlformats.org/drawingml/2006/main" noChangeAspect="1"/>
             </wp:cNvGraphicFramePr>
             <a:graphic xmlns:a="http://schemas.openxmlformats.org/drawingml/2006/main">
               <a:graphicData uri="http://schemas.openxmlformats.org/drawingml/2006/picture">
                 <pic:pic xmlns:pic="http://schemas.openxmlformats.org/drawingml/2006/picture">
                   <pic:nvPicPr>
-                    <pic:cNvPr id="4" name="Image 4"/>
+                    <pic:cNvPr id="1139815738" name=""/>
                     <pic:cNvPicPr/>
                   </pic:nvPicPr>
                   <pic:blipFill>
-                    <a:blip r:embed="rId7" cstate="print"/>
+                    <a:blip r:embed="rId7"/>
                     <a:stretch>
                       <a:fillRect/>
                     </a:stretch>
@@ -1280,7 +1265,7 @@
                   <pic:spPr>
                     <a:xfrm>
                       <a:off x="0" y="0"/>
-                      <a:ext cx="5318625" cy="1485900"/>
+                      <a:ext cx="6759575" cy="2134870"/>
                     </a:xfrm>
                     <a:prstGeom prst="rect">
                       <a:avLst/>
@@ -1296,6 +1281,15 @@
     <w:p>
       <w:pPr>
         <w:pStyle w:val="BodyText"/>
+        <w:ind w:left="885"/>
+        <w:rPr>
+          <w:sz w:val="20"/>
+        </w:rPr>
+      </w:pPr>
+    </w:p>
+    <w:p>
+      <w:pPr>
+        <w:pStyle w:val="BodyText"/>
         <w:spacing w:before="193"/>
         <w:rPr>
           <w:b/>
@@ -1425,7 +1419,6 @@
         </w:rPr>
         <w:t xml:space="preserve"> </w:t>
       </w:r>
-      <w:proofErr w:type="gramStart"/>
       <w:r>
         <w:rPr>
           <w:b/>
@@ -1435,7 +1428,6 @@
         </w:rPr>
         <w:t>Used:-</w:t>
       </w:r>
-      <w:proofErr w:type="gramEnd"/>
     </w:p>
     <w:p>
       <w:pPr>
@@ -1478,7 +1470,6 @@
         </w:rPr>
         <w:t xml:space="preserve"> </w:t>
       </w:r>
-      <w:proofErr w:type="gramStart"/>
       <w:r>
         <w:t>{</w:t>
       </w:r>
@@ -1491,7 +1482,6 @@
       <w:r>
         <w:t>public</w:t>
       </w:r>
-      <w:proofErr w:type="gramEnd"/>
       <w:r>
         <w:rPr>
           <w:spacing w:val="-4"/>
@@ -1516,13 +1506,8 @@
         </w:rPr>
         <w:t xml:space="preserve"> </w:t>
       </w:r>
-      <w:proofErr w:type="gramStart"/>
-      <w:r>
-        <w:t>main(String[</w:t>
-      </w:r>
-      <w:proofErr w:type="gramEnd"/>
-      <w:r>
-        <w:t>]</w:t>
+      <w:r>
+        <w:t>main(String[]</w:t>
       </w:r>
       <w:r>
         <w:rPr>
@@ -1544,7 +1529,6 @@
         </w:rPr>
         <w:t xml:space="preserve"> </w:t>
       </w:r>
-      <w:proofErr w:type="gramStart"/>
       <w:r>
         <w:t>{</w:t>
       </w:r>
@@ -1559,17 +1543,8 @@
         <w:t>System.out.println</w:t>
       </w:r>
       <w:proofErr w:type="spellEnd"/>
-      <w:proofErr w:type="gramEnd"/>
-      <w:r>
-        <w:t>("Hello Git!")</w:t>
-      </w:r>
-      <w:proofErr w:type="gramStart"/>
-      <w:r>
-        <w:t>; }</w:t>
-      </w:r>
-      <w:proofErr w:type="gramEnd"/>
-      <w:r>
-        <w:t xml:space="preserve"> } &gt; main.java</w:t>
+      <w:r>
+        <w:t>("Hello Git!"); } } &gt; main.java</w:t>
       </w:r>
     </w:p>
     <w:p>
@@ -1749,7 +1724,6 @@
           <w:sz w:val="24"/>
         </w:rPr>
       </w:pPr>
-      <w:proofErr w:type="gramStart"/>
       <w:r>
         <w:rPr>
           <w:b/>
@@ -1760,7 +1734,6 @@
         <w:lastRenderedPageBreak/>
         <w:t>Output:-</w:t>
       </w:r>
-      <w:proofErr w:type="gramEnd"/>
     </w:p>
     <w:p>
       <w:pPr>
@@ -1773,35 +1746,33 @@
       </w:pPr>
       <w:r>
         <w:rPr>
-          <w:b/>
           <w:noProof/>
-          <w:sz w:val="7"/>
+          <w:sz w:val="20"/>
+        </w:rPr>
+        <w:t xml:space="preserve">                </w:t>
+      </w:r>
+      <w:r>
+        <w:rPr>
+          <w:noProof/>
+          <w:sz w:val="20"/>
         </w:rPr>
         <w:drawing>
-          <wp:anchor distT="0" distB="0" distL="0" distR="0" simplePos="0" relativeHeight="487588352" behindDoc="1" locked="0" layoutInCell="1" allowOverlap="1" wp14:anchorId="74254CD1" wp14:editId="5600E1FD">
-            <wp:simplePos x="0" y="0"/>
-            <wp:positionH relativeFrom="page">
-              <wp:posOffset>899794</wp:posOffset>
-            </wp:positionH>
-            <wp:positionV relativeFrom="paragraph">
-              <wp:posOffset>70626</wp:posOffset>
-            </wp:positionV>
-            <wp:extent cx="6095968" cy="1699260"/>
-            <wp:effectExtent l="0" t="0" r="0" b="0"/>
-            <wp:wrapTopAndBottom/>
-            <wp:docPr id="5" name="Image 5"/>
+          <wp:inline distT="0" distB="0" distL="0" distR="0" wp14:anchorId="480FD82B" wp14:editId="22E4D3F2">
+            <wp:extent cx="4740275" cy="1248191"/>
+            <wp:effectExtent l="0" t="0" r="3175" b="9525"/>
+            <wp:docPr id="97805506" name="Picture 1"/>
             <wp:cNvGraphicFramePr>
-              <a:graphicFrameLocks xmlns:a="http://schemas.openxmlformats.org/drawingml/2006/main"/>
+              <a:graphicFrameLocks xmlns:a="http://schemas.openxmlformats.org/drawingml/2006/main" noChangeAspect="1"/>
             </wp:cNvGraphicFramePr>
             <a:graphic xmlns:a="http://schemas.openxmlformats.org/drawingml/2006/main">
               <a:graphicData uri="http://schemas.openxmlformats.org/drawingml/2006/picture">
                 <pic:pic xmlns:pic="http://schemas.openxmlformats.org/drawingml/2006/picture">
                   <pic:nvPicPr>
-                    <pic:cNvPr id="5" name="Image 5"/>
+                    <pic:cNvPr id="97805506" name=""/>
                     <pic:cNvPicPr/>
                   </pic:nvPicPr>
                   <pic:blipFill>
-                    <a:blip r:embed="rId8" cstate="print"/>
+                    <a:blip r:embed="rId8"/>
                     <a:stretch>
                       <a:fillRect/>
                     </a:stretch>
@@ -1809,7 +1780,7 @@
                   <pic:spPr>
                     <a:xfrm>
                       <a:off x="0" y="0"/>
-                      <a:ext cx="6095968" cy="1699260"/>
+                      <a:ext cx="4760702" cy="1253570"/>
                     </a:xfrm>
                     <a:prstGeom prst="rect">
                       <a:avLst/>
@@ -1818,7 +1789,7 @@
                 </pic:pic>
               </a:graphicData>
             </a:graphic>
-          </wp:anchor>
+          </wp:inline>
         </w:drawing>
       </w:r>
     </w:p>
@@ -1957,7 +1928,6 @@
         </w:rPr>
         <w:t xml:space="preserve"> </w:t>
       </w:r>
-      <w:proofErr w:type="gramStart"/>
       <w:r>
         <w:rPr>
           <w:b/>
@@ -1967,7 +1937,6 @@
         </w:rPr>
         <w:t>Used:-</w:t>
       </w:r>
-      <w:proofErr w:type="gramEnd"/>
     </w:p>
     <w:p>
       <w:pPr>
@@ -2065,61 +2034,51 @@
         <w:ind w:left="885"/>
         <w:rPr>
           <w:b/>
-          <w:sz w:val="24"/>
-        </w:rPr>
-      </w:pPr>
-      <w:proofErr w:type="gramStart"/>
-      <w:r>
-        <w:rPr>
-          <w:b/>
           <w:spacing w:val="-2"/>
           <w:sz w:val="24"/>
           <w:u w:val="single"/>
         </w:rPr>
+      </w:pPr>
+      <w:r>
+        <w:rPr>
+          <w:b/>
+          <w:spacing w:val="-2"/>
+          <w:sz w:val="24"/>
+          <w:u w:val="single"/>
+        </w:rPr>
         <w:t>Output:-</w:t>
       </w:r>
-      <w:proofErr w:type="gramEnd"/>
-    </w:p>
-    <w:p>
-      <w:pPr>
-        <w:pStyle w:val="BodyText"/>
-        <w:spacing w:before="3"/>
-        <w:rPr>
-          <w:b/>
-          <w:sz w:val="6"/>
-        </w:rPr>
-      </w:pPr>
-      <w:r>
-        <w:rPr>
-          <w:b/>
+    </w:p>
+    <w:p>
+      <w:pPr>
+        <w:ind w:left="885"/>
+        <w:rPr>
+          <w:b/>
+          <w:sz w:val="24"/>
+        </w:rPr>
+      </w:pPr>
+      <w:r>
+        <w:rPr>
           <w:noProof/>
-          <w:sz w:val="6"/>
+          <w:sz w:val="20"/>
         </w:rPr>
         <w:drawing>
-          <wp:anchor distT="0" distB="0" distL="0" distR="0" simplePos="0" relativeHeight="487588864" behindDoc="1" locked="0" layoutInCell="1" allowOverlap="1" wp14:anchorId="7AEA8EAF" wp14:editId="1370BF5F">
-            <wp:simplePos x="0" y="0"/>
-            <wp:positionH relativeFrom="page">
-              <wp:posOffset>899464</wp:posOffset>
-            </wp:positionH>
-            <wp:positionV relativeFrom="paragraph">
-              <wp:posOffset>61577</wp:posOffset>
-            </wp:positionV>
-            <wp:extent cx="6101601" cy="457200"/>
-            <wp:effectExtent l="0" t="0" r="0" b="0"/>
-            <wp:wrapTopAndBottom/>
-            <wp:docPr id="6" name="Image 6"/>
+          <wp:inline distT="0" distB="0" distL="0" distR="0" wp14:anchorId="26F525B3" wp14:editId="25B408F7">
+            <wp:extent cx="4740275" cy="1248191"/>
+            <wp:effectExtent l="0" t="0" r="3175" b="9525"/>
+            <wp:docPr id="1666863885" name="Picture 1"/>
             <wp:cNvGraphicFramePr>
-              <a:graphicFrameLocks xmlns:a="http://schemas.openxmlformats.org/drawingml/2006/main"/>
+              <a:graphicFrameLocks xmlns:a="http://schemas.openxmlformats.org/drawingml/2006/main" noChangeAspect="1"/>
             </wp:cNvGraphicFramePr>
             <a:graphic xmlns:a="http://schemas.openxmlformats.org/drawingml/2006/main">
               <a:graphicData uri="http://schemas.openxmlformats.org/drawingml/2006/picture">
                 <pic:pic xmlns:pic="http://schemas.openxmlformats.org/drawingml/2006/picture">
                   <pic:nvPicPr>
-                    <pic:cNvPr id="6" name="Image 6"/>
+                    <pic:cNvPr id="97805506" name=""/>
                     <pic:cNvPicPr/>
                   </pic:nvPicPr>
                   <pic:blipFill>
-                    <a:blip r:embed="rId9" cstate="print"/>
+                    <a:blip r:embed="rId8"/>
                     <a:stretch>
                       <a:fillRect/>
                     </a:stretch>
@@ -2127,7 +2086,7 @@
                   <pic:spPr>
                     <a:xfrm>
                       <a:off x="0" y="0"/>
-                      <a:ext cx="6101601" cy="457200"/>
+                      <a:ext cx="4760702" cy="1253570"/>
                     </a:xfrm>
                     <a:prstGeom prst="rect">
                       <a:avLst/>
@@ -2136,9 +2095,19 @@
                 </pic:pic>
               </a:graphicData>
             </a:graphic>
-          </wp:anchor>
+          </wp:inline>
         </w:drawing>
       </w:r>
+    </w:p>
+    <w:p>
+      <w:pPr>
+        <w:pStyle w:val="BodyText"/>
+        <w:spacing w:before="3"/>
+        <w:rPr>
+          <w:b/>
+          <w:sz w:val="6"/>
+        </w:rPr>
+      </w:pPr>
     </w:p>
     <w:p>
       <w:pPr>
@@ -2290,7 +2259,6 @@
         </w:rPr>
         <w:t xml:space="preserve"> </w:t>
       </w:r>
-      <w:proofErr w:type="gramStart"/>
       <w:r>
         <w:rPr>
           <w:b/>
@@ -2300,7 +2268,6 @@
         </w:rPr>
         <w:t>Used:-</w:t>
       </w:r>
-      <w:proofErr w:type="gramEnd"/>
     </w:p>
     <w:p>
       <w:pPr>
@@ -2402,7 +2369,6 @@
           <w:sz w:val="24"/>
         </w:rPr>
       </w:pPr>
-      <w:proofErr w:type="gramStart"/>
       <w:r>
         <w:rPr>
           <w:b/>
@@ -2412,7 +2378,6 @@
         </w:rPr>
         <w:t>Output:-</w:t>
       </w:r>
-      <w:proofErr w:type="gramEnd"/>
     </w:p>
     <w:p>
       <w:pPr>
@@ -2425,35 +2390,33 @@
       </w:pPr>
       <w:r>
         <w:rPr>
-          <w:b/>
           <w:noProof/>
           <w:sz w:val="20"/>
         </w:rPr>
+        <w:t xml:space="preserve">              </w:t>
+      </w:r>
+      <w:r>
+        <w:rPr>
+          <w:noProof/>
+          <w:sz w:val="20"/>
+        </w:rPr>
         <w:drawing>
-          <wp:anchor distT="0" distB="0" distL="0" distR="0" simplePos="0" relativeHeight="487589376" behindDoc="1" locked="0" layoutInCell="1" allowOverlap="1" wp14:anchorId="676A5349" wp14:editId="750A0510">
-            <wp:simplePos x="0" y="0"/>
-            <wp:positionH relativeFrom="page">
-              <wp:posOffset>899794</wp:posOffset>
-            </wp:positionH>
-            <wp:positionV relativeFrom="paragraph">
-              <wp:posOffset>175247</wp:posOffset>
-            </wp:positionV>
-            <wp:extent cx="6115583" cy="1508760"/>
-            <wp:effectExtent l="0" t="0" r="0" b="0"/>
-            <wp:wrapTopAndBottom/>
-            <wp:docPr id="7" name="Image 7"/>
+          <wp:inline distT="0" distB="0" distL="0" distR="0" wp14:anchorId="0C3A9961" wp14:editId="3F1AE233">
+            <wp:extent cx="4740275" cy="1248191"/>
+            <wp:effectExtent l="0" t="0" r="3175" b="9525"/>
+            <wp:docPr id="818366717" name="Picture 1"/>
             <wp:cNvGraphicFramePr>
-              <a:graphicFrameLocks xmlns:a="http://schemas.openxmlformats.org/drawingml/2006/main"/>
+              <a:graphicFrameLocks xmlns:a="http://schemas.openxmlformats.org/drawingml/2006/main" noChangeAspect="1"/>
             </wp:cNvGraphicFramePr>
             <a:graphic xmlns:a="http://schemas.openxmlformats.org/drawingml/2006/main">
               <a:graphicData uri="http://schemas.openxmlformats.org/drawingml/2006/picture">
                 <pic:pic xmlns:pic="http://schemas.openxmlformats.org/drawingml/2006/picture">
                   <pic:nvPicPr>
-                    <pic:cNvPr id="7" name="Image 7"/>
+                    <pic:cNvPr id="97805506" name=""/>
                     <pic:cNvPicPr/>
                   </pic:nvPicPr>
                   <pic:blipFill>
-                    <a:blip r:embed="rId10" cstate="print"/>
+                    <a:blip r:embed="rId8"/>
                     <a:stretch>
                       <a:fillRect/>
                     </a:stretch>
@@ -2461,7 +2424,7 @@
                   <pic:spPr>
                     <a:xfrm>
                       <a:off x="0" y="0"/>
-                      <a:ext cx="6115583" cy="1508760"/>
+                      <a:ext cx="4760702" cy="1253570"/>
                     </a:xfrm>
                     <a:prstGeom prst="rect">
                       <a:avLst/>
@@ -2470,7 +2433,7 @@
                 </pic:pic>
               </a:graphicData>
             </a:graphic>
-          </wp:anchor>
+          </wp:inline>
         </w:drawing>
       </w:r>
     </w:p>
@@ -2610,7 +2573,6 @@
         </w:rPr>
         <w:t xml:space="preserve"> </w:t>
       </w:r>
-      <w:proofErr w:type="gramStart"/>
       <w:r>
         <w:rPr>
           <w:b/>
@@ -2620,7 +2582,6 @@
         </w:rPr>
         <w:t>Used:-</w:t>
       </w:r>
-      <w:proofErr w:type="gramEnd"/>
     </w:p>
     <w:p>
       <w:pPr>
@@ -2795,7 +2756,6 @@
           <w:sz w:val="24"/>
         </w:rPr>
       </w:pPr>
-      <w:proofErr w:type="gramStart"/>
       <w:r>
         <w:rPr>
           <w:b/>
@@ -2805,7 +2765,6 @@
         </w:rPr>
         <w:t>Output:-</w:t>
       </w:r>
-      <w:proofErr w:type="gramEnd"/>
     </w:p>
     <w:p>
       <w:pPr>
@@ -2820,23 +2779,30 @@
           <w:noProof/>
           <w:sz w:val="20"/>
         </w:rPr>
+        <w:t xml:space="preserve">     </w:t>
+      </w:r>
+      <w:r>
+        <w:rPr>
+          <w:noProof/>
+          <w:sz w:val="20"/>
+        </w:rPr>
         <w:drawing>
-          <wp:inline distT="0" distB="0" distL="0" distR="0" wp14:anchorId="1C712615" wp14:editId="3BCEC36E">
-            <wp:extent cx="6092362" cy="1187767"/>
-            <wp:effectExtent l="0" t="0" r="0" b="0"/>
-            <wp:docPr id="8" name="Image 8"/>
+          <wp:inline distT="0" distB="0" distL="0" distR="0" wp14:anchorId="38114D1B" wp14:editId="0AC7D2E3">
+            <wp:extent cx="4740275" cy="1248191"/>
+            <wp:effectExtent l="0" t="0" r="3175" b="9525"/>
+            <wp:docPr id="1637451194" name="Picture 1"/>
             <wp:cNvGraphicFramePr>
-              <a:graphicFrameLocks xmlns:a="http://schemas.openxmlformats.org/drawingml/2006/main"/>
+              <a:graphicFrameLocks xmlns:a="http://schemas.openxmlformats.org/drawingml/2006/main" noChangeAspect="1"/>
             </wp:cNvGraphicFramePr>
             <a:graphic xmlns:a="http://schemas.openxmlformats.org/drawingml/2006/main">
               <a:graphicData uri="http://schemas.openxmlformats.org/drawingml/2006/picture">
                 <pic:pic xmlns:pic="http://schemas.openxmlformats.org/drawingml/2006/picture">
                   <pic:nvPicPr>
-                    <pic:cNvPr id="8" name="Image 8"/>
+                    <pic:cNvPr id="97805506" name=""/>
                     <pic:cNvPicPr/>
                   </pic:nvPicPr>
                   <pic:blipFill>
-                    <a:blip r:embed="rId11" cstate="print"/>
+                    <a:blip r:embed="rId8"/>
                     <a:stretch>
                       <a:fillRect/>
                     </a:stretch>
@@ -2844,7 +2810,7 @@
                   <pic:spPr>
                     <a:xfrm>
                       <a:off x="0" y="0"/>
-                      <a:ext cx="6092362" cy="1187767"/>
+                      <a:ext cx="4760702" cy="1253570"/>
                     </a:xfrm>
                     <a:prstGeom prst="rect">
                       <a:avLst/>
@@ -3007,7 +2973,6 @@
         </w:rPr>
         <w:t xml:space="preserve"> </w:t>
       </w:r>
-      <w:proofErr w:type="gramStart"/>
       <w:r>
         <w:rPr>
           <w:b/>
@@ -3017,7 +2982,6 @@
         </w:rPr>
         <w:t>Used:-</w:t>
       </w:r>
-      <w:proofErr w:type="gramEnd"/>
     </w:p>
     <w:p>
       <w:pPr>
@@ -3226,7 +3190,6 @@
           <w:sz w:val="24"/>
         </w:rPr>
       </w:pPr>
-      <w:proofErr w:type="gramStart"/>
       <w:r>
         <w:rPr>
           <w:b/>
@@ -3236,7 +3199,6 @@
         </w:rPr>
         <w:t>Output:-</w:t>
       </w:r>
-      <w:proofErr w:type="gramEnd"/>
     </w:p>
     <w:p>
       <w:pPr>
@@ -3249,35 +3211,26 @@
       </w:pPr>
       <w:r>
         <w:rPr>
-          <w:b/>
           <w:noProof/>
           <w:sz w:val="20"/>
         </w:rPr>
         <w:drawing>
-          <wp:anchor distT="0" distB="0" distL="0" distR="0" simplePos="0" relativeHeight="487589888" behindDoc="1" locked="0" layoutInCell="1" allowOverlap="1" wp14:anchorId="062C1799" wp14:editId="64920ABE">
-            <wp:simplePos x="0" y="0"/>
-            <wp:positionH relativeFrom="page">
-              <wp:posOffset>899794</wp:posOffset>
-            </wp:positionH>
-            <wp:positionV relativeFrom="paragraph">
-              <wp:posOffset>174888</wp:posOffset>
-            </wp:positionV>
-            <wp:extent cx="6051469" cy="1896332"/>
-            <wp:effectExtent l="0" t="0" r="0" b="0"/>
-            <wp:wrapTopAndBottom/>
-            <wp:docPr id="9" name="Image 9"/>
+          <wp:inline distT="0" distB="0" distL="0" distR="0" wp14:anchorId="79EAC604" wp14:editId="3EBB808A">
+            <wp:extent cx="4740275" cy="1248191"/>
+            <wp:effectExtent l="0" t="0" r="3175" b="9525"/>
+            <wp:docPr id="1249945318" name="Picture 1"/>
             <wp:cNvGraphicFramePr>
-              <a:graphicFrameLocks xmlns:a="http://schemas.openxmlformats.org/drawingml/2006/main"/>
+              <a:graphicFrameLocks xmlns:a="http://schemas.openxmlformats.org/drawingml/2006/main" noChangeAspect="1"/>
             </wp:cNvGraphicFramePr>
             <a:graphic xmlns:a="http://schemas.openxmlformats.org/drawingml/2006/main">
               <a:graphicData uri="http://schemas.openxmlformats.org/drawingml/2006/picture">
                 <pic:pic xmlns:pic="http://schemas.openxmlformats.org/drawingml/2006/picture">
                   <pic:nvPicPr>
-                    <pic:cNvPr id="9" name="Image 9"/>
+                    <pic:cNvPr id="97805506" name=""/>
                     <pic:cNvPicPr/>
                   </pic:nvPicPr>
                   <pic:blipFill>
-                    <a:blip r:embed="rId12" cstate="print"/>
+                    <a:blip r:embed="rId8"/>
                     <a:stretch>
                       <a:fillRect/>
                     </a:stretch>
@@ -3285,7 +3238,7 @@
                   <pic:spPr>
                     <a:xfrm>
                       <a:off x="0" y="0"/>
-                      <a:ext cx="6051469" cy="1896332"/>
+                      <a:ext cx="4760702" cy="1253570"/>
                     </a:xfrm>
                     <a:prstGeom prst="rect">
                       <a:avLst/>
@@ -3294,7 +3247,7 @@
                 </pic:pic>
               </a:graphicData>
             </a:graphic>
-          </wp:anchor>
+          </wp:inline>
         </w:drawing>
       </w:r>
     </w:p>
@@ -3484,7 +3437,6 @@
         </w:rPr>
         <w:t xml:space="preserve"> </w:t>
       </w:r>
-      <w:proofErr w:type="gramStart"/>
       <w:r>
         <w:rPr>
           <w:b/>
@@ -3494,7 +3446,6 @@
         </w:rPr>
         <w:t>Used:-</w:t>
       </w:r>
-      <w:proofErr w:type="gramEnd"/>
     </w:p>
     <w:p>
       <w:pPr>
@@ -3569,7 +3520,6 @@
           <w:sz w:val="24"/>
         </w:rPr>
       </w:pPr>
-      <w:proofErr w:type="gramStart"/>
       <w:r>
         <w:rPr>
           <w:b/>
@@ -3579,7 +3529,6 @@
         </w:rPr>
         <w:t>Output:-</w:t>
       </w:r>
-      <w:proofErr w:type="gramEnd"/>
     </w:p>
     <w:p>
       <w:pPr>
@@ -3595,22 +3544,22 @@
           <w:sz w:val="20"/>
         </w:rPr>
         <w:drawing>
-          <wp:inline distT="0" distB="0" distL="0" distR="0" wp14:anchorId="51B303C6" wp14:editId="5BA49A38">
-            <wp:extent cx="6072021" cy="860107"/>
-            <wp:effectExtent l="0" t="0" r="0" b="0"/>
-            <wp:docPr id="10" name="Image 10"/>
+          <wp:inline distT="0" distB="0" distL="0" distR="0" wp14:anchorId="0FC3797F" wp14:editId="5918A931">
+            <wp:extent cx="4740275" cy="1248191"/>
+            <wp:effectExtent l="0" t="0" r="3175" b="9525"/>
+            <wp:docPr id="338721049" name="Picture 1"/>
             <wp:cNvGraphicFramePr>
-              <a:graphicFrameLocks xmlns:a="http://schemas.openxmlformats.org/drawingml/2006/main"/>
+              <a:graphicFrameLocks xmlns:a="http://schemas.openxmlformats.org/drawingml/2006/main" noChangeAspect="1"/>
             </wp:cNvGraphicFramePr>
             <a:graphic xmlns:a="http://schemas.openxmlformats.org/drawingml/2006/main">
               <a:graphicData uri="http://schemas.openxmlformats.org/drawingml/2006/picture">
                 <pic:pic xmlns:pic="http://schemas.openxmlformats.org/drawingml/2006/picture">
                   <pic:nvPicPr>
-                    <pic:cNvPr id="10" name="Image 10"/>
+                    <pic:cNvPr id="97805506" name=""/>
                     <pic:cNvPicPr/>
                   </pic:nvPicPr>
                   <pic:blipFill>
-                    <a:blip r:embed="rId13" cstate="print"/>
+                    <a:blip r:embed="rId8"/>
                     <a:stretch>
                       <a:fillRect/>
                     </a:stretch>
@@ -3618,7 +3567,7 @@
                   <pic:spPr>
                     <a:xfrm>
                       <a:off x="0" y="0"/>
-                      <a:ext cx="6072021" cy="860107"/>
+                      <a:ext cx="4760702" cy="1253570"/>
                     </a:xfrm>
                     <a:prstGeom prst="rect">
                       <a:avLst/>
@@ -3790,7 +3739,6 @@
         </w:rPr>
         <w:t xml:space="preserve"> </w:t>
       </w:r>
-      <w:proofErr w:type="gramStart"/>
       <w:r>
         <w:rPr>
           <w:b/>
@@ -3800,7 +3748,6 @@
         </w:rPr>
         <w:t>Used:-</w:t>
       </w:r>
-      <w:proofErr w:type="gramEnd"/>
     </w:p>
     <w:p>
       <w:pPr>
@@ -3817,7 +3764,6 @@
         </w:rPr>
         <w:t xml:space="preserve"> </w:t>
       </w:r>
-      <w:proofErr w:type="gramStart"/>
       <w:r>
         <w:t xml:space="preserve">add </w:t>
       </w:r>
@@ -3827,7 +3773,6 @@
         </w:rPr>
         <w:t>.</w:t>
       </w:r>
-      <w:proofErr w:type="gramEnd"/>
     </w:p>
     <w:p>
       <w:pPr>
@@ -3895,7 +3840,6 @@
           <w:sz w:val="24"/>
         </w:rPr>
       </w:pPr>
-      <w:proofErr w:type="gramStart"/>
       <w:r>
         <w:rPr>
           <w:b/>
@@ -3905,7 +3849,6 @@
         </w:rPr>
         <w:t>Output:-</w:t>
       </w:r>
-      <w:proofErr w:type="gramEnd"/>
     </w:p>
     <w:p>
       <w:pPr>
@@ -3921,22 +3864,22 @@
           <w:sz w:val="20"/>
         </w:rPr>
         <w:drawing>
-          <wp:inline distT="0" distB="0" distL="0" distR="0" wp14:anchorId="54BD47A2" wp14:editId="7C720444">
-            <wp:extent cx="6090331" cy="906780"/>
-            <wp:effectExtent l="0" t="0" r="0" b="0"/>
-            <wp:docPr id="11" name="Image 11"/>
+          <wp:inline distT="0" distB="0" distL="0" distR="0" wp14:anchorId="1B98FEC9" wp14:editId="57732382">
+            <wp:extent cx="4740275" cy="1248191"/>
+            <wp:effectExtent l="0" t="0" r="3175" b="9525"/>
+            <wp:docPr id="368521757" name="Picture 1"/>
             <wp:cNvGraphicFramePr>
-              <a:graphicFrameLocks xmlns:a="http://schemas.openxmlformats.org/drawingml/2006/main"/>
+              <a:graphicFrameLocks xmlns:a="http://schemas.openxmlformats.org/drawingml/2006/main" noChangeAspect="1"/>
             </wp:cNvGraphicFramePr>
             <a:graphic xmlns:a="http://schemas.openxmlformats.org/drawingml/2006/main">
               <a:graphicData uri="http://schemas.openxmlformats.org/drawingml/2006/picture">
                 <pic:pic xmlns:pic="http://schemas.openxmlformats.org/drawingml/2006/picture">
                   <pic:nvPicPr>
-                    <pic:cNvPr id="11" name="Image 11"/>
+                    <pic:cNvPr id="97805506" name=""/>
                     <pic:cNvPicPr/>
                   </pic:nvPicPr>
                   <pic:blipFill>
-                    <a:blip r:embed="rId14" cstate="print"/>
+                    <a:blip r:embed="rId8"/>
                     <a:stretch>
                       <a:fillRect/>
                     </a:stretch>
@@ -3944,7 +3887,7 @@
                   <pic:spPr>
                     <a:xfrm>
                       <a:off x="0" y="0"/>
-                      <a:ext cx="6090331" cy="906780"/>
+                      <a:ext cx="4760702" cy="1253570"/>
                     </a:xfrm>
                     <a:prstGeom prst="rect">
                       <a:avLst/>
@@ -4020,7 +3963,6 @@
         </w:rPr>
         <w:t xml:space="preserve"> </w:t>
       </w:r>
-      <w:proofErr w:type="gramStart"/>
       <w:r>
         <w:rPr>
           <w:b/>
@@ -4030,7 +3972,6 @@
         </w:rPr>
         <w:t>Repo:-</w:t>
       </w:r>
-      <w:proofErr w:type="gramEnd"/>
       <w:r>
         <w:rPr>
           <w:noProof/>
@@ -4039,16 +3980,13 @@
       </w:r>
       <w:r>
         <w:rPr>
-          <w:b/>
-          <w:spacing w:val="-2"/>
-          <w:sz w:val="24"/>
-          <w:u w:val="single"/>
+          <w:noProof/>
         </w:rPr>
         <w:drawing>
-          <wp:inline distT="0" distB="0" distL="0" distR="0" wp14:anchorId="327BEE41" wp14:editId="0DD4E32B">
-            <wp:extent cx="6759575" cy="3329305"/>
-            <wp:effectExtent l="0" t="0" r="3175" b="4445"/>
-            <wp:docPr id="685949853" name="Picture 1"/>
+          <wp:inline distT="0" distB="0" distL="0" distR="0" wp14:anchorId="2948B9E9" wp14:editId="581878DC">
+            <wp:extent cx="5506529" cy="2645410"/>
+            <wp:effectExtent l="0" t="0" r="0" b="2540"/>
+            <wp:docPr id="627690602" name="Picture 1"/>
             <wp:cNvGraphicFramePr>
               <a:graphicFrameLocks xmlns:a="http://schemas.openxmlformats.org/drawingml/2006/main" noChangeAspect="1"/>
             </wp:cNvGraphicFramePr>
@@ -4056,11 +3994,11 @@
               <a:graphicData uri="http://schemas.openxmlformats.org/drawingml/2006/picture">
                 <pic:pic xmlns:pic="http://schemas.openxmlformats.org/drawingml/2006/picture">
                   <pic:nvPicPr>
-                    <pic:cNvPr id="685949853" name=""/>
+                    <pic:cNvPr id="627690602" name=""/>
                     <pic:cNvPicPr/>
                   </pic:nvPicPr>
                   <pic:blipFill>
-                    <a:blip r:embed="rId15"/>
+                    <a:blip r:embed="rId9"/>
                     <a:stretch>
                       <a:fillRect/>
                     </a:stretch>
@@ -4068,7 +4006,7 @@
                   <pic:spPr>
                     <a:xfrm>
                       <a:off x="0" y="0"/>
-                      <a:ext cx="6759575" cy="3329305"/>
+                      <a:ext cx="5511621" cy="2647856"/>
                     </a:xfrm>
                     <a:prstGeom prst="rect">
                       <a:avLst/>
@@ -4189,16 +4127,12 @@
       <w:r>
         <w:t xml:space="preserve"> </w:t>
       </w:r>
-      <w:hyperlink r:id="rId16" w:history="1">
-        <w:r>
-          <w:rPr>
-            <w:rStyle w:val="Hyperlink"/>
-            <w:b/>
-            <w:sz w:val="20"/>
-          </w:rPr>
-          <w:t>PraveenReddy-06/Full-Stack-Lab</w:t>
-        </w:r>
-      </w:hyperlink>
+      <w:r>
+        <w:t>https://github.com/lalithdev/2400031810-FSAD20252026EVENSEM-SKILL-EXPERIMENTS</w:t>
+      </w:r>
+      <w:r>
+        <w:t>.git</w:t>
+      </w:r>
     </w:p>
     <w:p>
       <w:pPr>
@@ -4209,7 +4143,6 @@
           <w:sz w:val="24"/>
         </w:rPr>
       </w:pPr>
-      <w:proofErr w:type="gramStart"/>
       <w:r>
         <w:rPr>
           <w:b/>
@@ -4220,7 +4153,6 @@
         <w:lastRenderedPageBreak/>
         <w:t>Conclusion:-</w:t>
       </w:r>
-      <w:proofErr w:type="gramEnd"/>
     </w:p>
     <w:p>
       <w:pPr>
@@ -4936,6 +4868,7 @@
   <w:style w:type="character" w:default="1" w:styleId="DefaultParagraphFont">
     <w:name w:val="Default Paragraph Font"/>
     <w:uiPriority w:val="1"/>
+    <w:semiHidden/>
     <w:unhideWhenUsed/>
   </w:style>
   <w:style w:type="table" w:default="1" w:styleId="TableNormal">
